--- a/Project Development Phase/Performance Testing/Salesforce.docx
+++ b/Project Development Phase/Performance Testing/Salesforce.docx
@@ -106,7 +106,7 @@
               <w:rPr>
                 <w:rFonts w:ascii="Calibri" w:eastAsia="Calibri" w:hAnsi="Calibri" w:cs="Calibri"/>
               </w:rPr>
-              <w:t>114 October 2026</w:t>
+              <w:t>14 October 2026</w:t>
             </w:r>
           </w:p>
         </w:tc>
@@ -293,21 +293,12 @@
                 <w:b/>
               </w:rPr>
             </w:pPr>
-            <w:proofErr w:type="spellStart"/>
             <w:r>
               <w:rPr>
                 <w:rFonts w:ascii="Calibri" w:eastAsia="Calibri" w:hAnsi="Calibri" w:cs="Calibri"/>
                 <w:b/>
               </w:rPr>
-              <w:t>S.No</w:t>
-            </w:r>
-            <w:proofErr w:type="spellEnd"/>
-            <w:r>
-              <w:rPr>
-                <w:rFonts w:ascii="Calibri" w:eastAsia="Calibri" w:hAnsi="Calibri" w:cs="Calibri"/>
-                <w:b/>
-              </w:rPr>
-              <w:t>.</w:t>
+              <w:t>S.No.</w:t>
             </w:r>
           </w:p>
         </w:tc>
@@ -1451,6 +1442,7 @@
   <w:style w:type="character" w:default="1" w:styleId="DefaultParagraphFont">
     <w:name w:val="Default Paragraph Font"/>
     <w:uiPriority w:val="1"/>
+    <w:semiHidden/>
     <w:unhideWhenUsed/>
   </w:style>
   <w:style w:type="table" w:default="1" w:styleId="TableNormal">
